--- a/T&C/1 Euro Auctions/Vers 2 - Multilanguage - Q4 2026/2_CPA_1EuroAuction_Versione_2_2026_DEF_TED.docx
+++ b/T&C/1 Euro Auctions/Vers 2 - Multilanguage - Q4 2026/2_CPA_1EuroAuction_Versione_2_2026_DEF_TED.docx
@@ -94,10 +94,8 @@
           <w:sz w:val="20"/>
           <w:szCs w:val="20"/>
         </w:rPr>
-        <w:t>Die vorliegenden Besonderen Auktionsbedingungen regeln die als „1 Euro Auctions“ bezeichnete Kategorie von Versteigerungen, die von Fleequid im Rahmen des Marketplace als besondere, spezielle und abweichende Form des Verkaufs von Fahrzeugen organisiert werden.</w:t>
-      </w:r>
-      <w:proofErr w:type="spellStart"/>
-      <w:proofErr w:type="spellEnd"/>
+        <w:t>Die vorliegenden Besonderen Verkaufsbedingungen regeln die als „1 Euro Auctions“ bezeichnete Kategorie von Versteigerungen, die von Fleequid im Rahmen des Marketplace als besondere, spezielle und abweichende Form des Verkaufs von Fahrzeugen organisiert werden.</w:t>
+      </w:r>
     </w:p>
     <w:p>
       <w:pPr>
@@ -117,7 +115,7 @@
           <w:sz w:val="20"/>
           <w:szCs w:val="20"/>
         </w:rPr>
-        <w:t>Sie werden im Sinne und mit Wirkung der Art. 4.3, 4.4 und 9.4 Buchst. d) der Allgemeinen Geschäftsbedingungen des Fleequid-Marketplace („AGB“) erlassen und stellen Besondere Verkaufsbedingungen im Sinne der AGB (nachfolgend auch „Besondere Auktionsbedingungen“) dar, mit der daraus folgenden Vorrangstellung gegenüber den AGB im Falle von Unvereinbarkeit und innerhalb der Grenzen der in diesem Dokument ausdrücklich geregelten Sachverhalte.</w:t>
+        <w:t>Sie werden im Sinne und mit Wirkung der Art. 4.3, 4.4, 4.5 und 9.4 Buchst. d) der Allgemeinen Geschäftsbedingungen des Fleequid-Marketplace („AGB“) erlassen und stellen Besondere Verkaufsbedingungen im Sinne der AGB (nachfolgend auch „Besondere Bedingungen“) dar, mit der daraus folgenden Vorrangstellung gegenüber den AGB im Falle von Unvereinbarkeit und innerhalb der Grenzen der in diesem Dokument ausdrücklich geregelten Sachverhalte.</w:t>
       </w:r>
     </w:p>
     <w:p>
@@ -138,10 +136,8 @@
           <w:sz w:val="20"/>
           <w:szCs w:val="20"/>
         </w:rPr>
-        <w:t>Die vorliegenden Besonderen Bedingungen finden ausschließlich Anwendung, wenn eine Versteigerung im entsprechenden, auf dem Marketplace veröffentlichten Versteigerungsblatt ausdrücklich als „1 Euro Auction“ qualifiziert wird, auch durch eine bloße Angabe oder Kennzeichnung derselben, unabhängig vom Vorhandensein eines vollständigen textlichen Verweises oder eines spezifischen beschreibenden Inhalts. Diese Qualifizierung bewirkt die automatische Anwendung der vorliegenden Bedingungen auf das betreffende Vertragsverhältnis kraft der Registrierung und Nutzung des Marketplace durch die Nutzer, ohne dass eine weitere Annahme erforderlich ist, wobei die von den Nutzern bereits genehmigten AGB unberührt bleiben.</w:t>
-      </w:r>
-      <w:proofErr w:type="spellStart"/>
-      <w:proofErr w:type="spellEnd"/>
+        <w:t>Die vorliegenden Besonderen Bedingungen finden ausschließlich Anwendung, wenn eine Versteigerung im entsprechenden, auf dem Marketplace veröffentlichten Versteigerungsblatt ausdrücklich als „1 Euro Auction“ qualifiziert wird, auch durch eine bloße Angabe oder Kennzeichnung, sofern der entsprechende Text vor Abgabe des Gebots im Sinne von Art. 4.5 der AGB zugänglich und einsehbar gemacht wird.</w:t>
+      </w:r>
     </w:p>
     <w:p>
       <w:pPr>
@@ -161,7 +157,7 @@
           <w:sz w:val="20"/>
           <w:szCs w:val="20"/>
         </w:rPr>
-        <w:t>Die Veröffentlichung eines Verkaufsangebots im Rahmen einer als „1 Euro Auction“ qualifizierten Versteigerung sowie die Teilnahme daran durch die Bietenden stellt die ausdrückliche, vollständige und verbindliche Annahme der vorliegenden Besonderen Bedingungen dar. Unberührt bleibt die gesonderte schriftliche Genehmigung, gemäß den Art. 1341 und 1342 des italienischen Zivilgesetzbuches, der im Schlussabschnitt dieses Dokuments angegebenen Klauseln.</w:t>
+        <w:t>Unberührt bleibt die gesonderte schriftliche Genehmigung, gemäß den Art. 1341 und 1342 des italienischen Zivilgesetzbuches, der im Schlussabschnitt dieses Dokuments angegebenen Klauseln.</w:t>
       </w:r>
     </w:p>
     <w:p>
@@ -182,10 +178,8 @@
           <w:sz w:val="20"/>
           <w:szCs w:val="20"/>
         </w:rPr>
-        <w:t>Für alles, was in diesem Dokument nicht ausdrücklich vorgesehen ist, bleiben die AGB, etwaige Besondere Bedingungen und die Fleequid-Gebührenordnung vollständig anwendbar, soweit sie mit der Natur der „1 Euro Auctions“ vereinbar sind, gemäß der durch Art. 3.3 der AGB festgelegten Rangordnung.</w:t>
-      </w:r>
-      <w:proofErr w:type="spellStart"/>
-      <w:proofErr w:type="spellEnd"/>
+        <w:t>Für alles, was in diesem Dokument nicht ausdrücklich vorgesehen ist, bleiben die AGB, etwaige Besondere Geschäftsbedingungen und die Fleequid-Gebührenordnung vollständig anwendbar, gemäß der durch Art. 4.3 der AGB festgelegten Rangordnung.</w:t>
+      </w:r>
     </w:p>
     <w:p>
       <w:pPr>
@@ -277,7 +271,7 @@
           <w:sz w:val="20"/>
           <w:szCs w:val="20"/>
         </w:rPr>
-        <w:t>Die „1 Euro Auctions“ stellen eine besondere Kategorie von Versteigerungen dar, die von Fleequid im Rahmen des Marketplace organisiert werden und durch spezifische Modalitäten der Preisbestimmung sowie durch spezifische wirtschaftliche Bedingungen gegenüber den ordentlichen, durch die Allgemeinen Geschäftsbedingungen („AGB“) geregelten Versteigerungen gekennzeichnet sind.</w:t>
+        <w:t>Die „1 Euro Auctions“ stellen eine besondere Kategorie von Versteigerungen dar, die von Fleequid im Rahmen des Marketplace organisiert werden und durch spezifische Modalitäten der Preisbestimmung sowie durch spezifische wirtschaftliche Bedingungen, die sich von denjenigen der ordentlichen, durch die Allgemeinen Geschäftsbedingungen („AGB“) geregelten Versteigerungen unterscheiden, gekennzeichnet sind.</w:t>
       </w:r>
     </w:p>
     <w:p>
@@ -528,7 +522,7 @@
           <w:sz w:val="20"/>
           <w:szCs w:val="20"/>
         </w:rPr>
-        <w:t>Sofern am Ende der 1 Euro Auction kein gültiges Gebot eingegangen ist, gilt die Versteigerung als erfolglos und es kommt keine Verbindliche Vereinbarung im Sinne der AGB zustande; folglich entsteht weder für Fleequid noch für den Verkäufer oder Dritte eine Verpflichtung zum Erwerb des Fahrzeugs.</w:t>
+        <w:t>Sofern am Ende der 1 Euro Auction kein gültiges Gebot eingegangen ist, gilt die Versteigerung als erfolglos und es kommt keine Verbindliche Vereinbarung im Sinne der AGB zustande.</w:t>
       </w:r>
     </w:p>
     <w:p>
@@ -727,7 +721,7 @@
           <w:sz w:val="20"/>
           <w:szCs w:val="20"/>
         </w:rPr>
-        <w:t>Die Zahlung einer etwaigen wirtschaftlichen Aufstockung bis zum PMIV ist abhängig vom ordnungsgemäßen Abschluss des Vertrags und von der vollständigen und endgültigen Erfüllung der Zahlungsverpflichtungen durch den Käufer gemäß den AGB. Es wird ferner vereinbart, dass der Verkäufer alle durch die AGB und die vorliegenden Besonderen Bedingungen vorgesehenen Verpflichtungen vollständig und vorbehaltlos erfüllt haben muss, einschließlich, beispielhaft, der Verpflichtungen betreffend die Konformität des Fahrzeugs, die Vollständigkeit und Wahrhaftigkeit der bereitgestellten Informationen und die ordnungsgemäße Durchführung der Lieferung.</w:t>
+        <w:t>Die Zahlung einer etwaigen wirtschaftlichen Aufstockung bis zum PMIV ist abhängig vom ordnungsgemäßen Zustandekommen der Verbindlichen Vereinbarung und von der vollständigen und endgültigen Erfüllung der Zahlungsverpflichtungen durch den Käufer gemäß den AGB. Es wird ferner vereinbart, dass der Verkäufer alle durch die AGB und die vorliegenden Besonderen Bedingungen vorgesehenen Verpflichtungen vollständig und vorbehaltlos erfüllt haben muss, einschließlich, beispielhaft, der Verpflichtungen betreffend die Konformität des Fahrzeugs, die Vollständigkeit und Wahrhaftigkeit der bereitgestellten Informationen und die ordnungsgemäße Durchführung der Lieferung.</w:t>
       </w:r>
     </w:p>
     <w:p>
@@ -849,7 +843,7 @@
           <w:sz w:val="20"/>
           <w:szCs w:val="20"/>
         </w:rPr>
-        <w:t>Provisionsstruktur.</w:t>
+        <w:t>Provisionsstruktur beim Kommissionsverkauf.</w:t>
       </w:r>
     </w:p>
     <w:p>
@@ -1096,10 +1090,8 @@
           <w:sz w:val="20"/>
           <w:szCs w:val="20"/>
         </w:rPr>
-        <w:t>Der den Zuschlag erhaltende Käufer ist zur Zahlung des Zuschlagspreises und der geschuldeten Provisionen innerhalb der Fristen und nach den Modalitäten verpflichtet, die durch die AGB sowie durch die auf die spezifische 1 Euro Auction anwendbare Gebührenordnung vorgesehen sind.</w:t>
-      </w:r>
-      <w:proofErr w:type="spellStart"/>
-      <w:proofErr w:type="spellEnd"/>
+        <w:t>Der Käufer ist zur Zahlung des Geschuldeten Gesamtbetrags innerhalb der Fristen und nach den Modalitäten verpflichtet, die durch die AGB und durch die auf die spezifische 1 Euro Auction anwendbaren Bedingungen vorgesehen sind.</w:t>
+      </w:r>
     </w:p>
     <w:p>
       <w:pPr>
@@ -1148,10 +1140,8 @@
           <w:sz w:val="20"/>
           <w:szCs w:val="20"/>
         </w:rPr>
-        <w:t>Im Falle der 1 Euro Auctions ist eine etwaige wirtschaftliche Aufstockung zugunsten des Verkäufers von Fleequid ausschließlich innerhalb der Grenzen und zu den Bedingungen geschuldet, die durch Art. 3 der vorliegenden Besonderen Bedingungen vorgesehen sind. Es wird vereinbart, dass diese Aufstockung von der vollständigen Erfüllung der dort vorgesehenen Bedingungen abhängig ist, einschließlich des ordnungsgemäßen Abschlusses des Vertrags und des tatsächlichen Eingangs der vom Käufer geschuldeten Beträge, vorbehaltlich anderslautender Festlegungen in den vorliegenden Besonderen Bedingungen.</w:t>
-      </w:r>
-      <w:proofErr w:type="spellStart"/>
-      <w:proofErr w:type="spellEnd"/>
+        <w:t>Im Falle der 1 Euro Auctions ist eine etwaige wirtschaftliche Aufstockung zugunsten des Verkäufers von Fleequid ausschließlich innerhalb der Grenzen und zu den Bedingungen geschuldet, die durch Art. 3 der vorliegenden Besonderen Bedingungen vorgesehen sind. Es wird vereinbart, dass diese Aufstockung von der vollständigen Erfüllung der dort vorgesehenen Bedingungen abhängig ist, einschließlich des ordnungsgemäßen Zustandekommens der Verbindlichen Vereinbarung und des tatsächlichen Eingangs der vom Käufer geschuldeten Beträge, vorbehaltlich anderslautender Festlegungen in den vorliegenden Besonderen Bedingungen.</w:t>
+      </w:r>
     </w:p>
     <w:p>
       <w:pPr>
@@ -1467,6 +1457,7 @@
         <w:rPr>
           <w:rFonts w:ascii="Verdana" w:hAnsi="Verdana"/>
           <w:b/>
+          <w:bCs/>
           <w:sz w:val="20"/>
           <w:szCs w:val="20"/>
         </w:rPr>
@@ -1497,6 +1488,7 @@
         <w:rPr>
           <w:rFonts w:ascii="Verdana" w:hAnsi="Verdana"/>
           <w:b/>
+          <w:bCs/>
           <w:sz w:val="20"/>
           <w:szCs w:val="20"/>
         </w:rPr>
